--- a/assets/downloads/WCNH2027_AbstractSubmissionTemplate.docx
+++ b/assets/downloads/WCNH2027_AbstractSubmissionTemplate.docx
@@ -44,18 +44,7 @@
           <w:szCs w:val="28"/>
           <w:lang w:val="en-GB"/>
         </w:rPr>
-        <w:t>T</w:t>
-      </w:r>
-      <w:r>
-        <w:rPr>
-          <w:rFonts w:asciiTheme="majorHAnsi" w:hAnsiTheme="majorHAnsi" w:cstheme="majorHAnsi"/>
-          <w:b/>
-          <w:bCs/>
-          <w:sz w:val="28"/>
-          <w:szCs w:val="28"/>
-          <w:lang w:val="en-GB"/>
-        </w:rPr>
-        <w:t>itle</w:t>
+        <w:t>Title</w:t>
       </w:r>
       <w:commentRangeEnd w:id="0"/>
       <w:r>
@@ -502,6 +491,156 @@
         </w:rPr>
       </w:pPr>
     </w:p>
+    <w:p>
+      <w:pPr>
+        <w:rPr>
+          <w:rFonts w:asciiTheme="majorHAnsi" w:hAnsiTheme="majorHAnsi" w:cstheme="majorHAnsi"/>
+          <w:sz w:val="24"/>
+          <w:szCs w:val="24"/>
+          <w:lang w:val="en-GB"/>
+        </w:rPr>
+      </w:pPr>
+    </w:p>
+    <w:p>
+      <w:pPr>
+        <w:rPr>
+          <w:rFonts w:asciiTheme="majorHAnsi" w:hAnsiTheme="majorHAnsi" w:cstheme="majorHAnsi"/>
+          <w:b/>
+          <w:bCs/>
+          <w:sz w:val="24"/>
+          <w:szCs w:val="24"/>
+          <w:lang w:val="en-GB"/>
+        </w:rPr>
+      </w:pPr>
+      <w:r>
+        <w:rPr>
+          <w:rFonts w:asciiTheme="majorHAnsi" w:hAnsiTheme="majorHAnsi" w:cstheme="majorHAnsi"/>
+          <w:b/>
+          <w:bCs/>
+          <w:sz w:val="24"/>
+          <w:szCs w:val="24"/>
+          <w:lang w:val="en-GB"/>
+        </w:rPr>
+        <w:t>If selected, are you happy to</w:t>
+      </w:r>
+      <w:r>
+        <w:rPr>
+          <w:rFonts w:asciiTheme="majorHAnsi" w:hAnsiTheme="majorHAnsi" w:cstheme="majorHAnsi"/>
+          <w:b/>
+          <w:bCs/>
+          <w:sz w:val="24"/>
+          <w:szCs w:val="24"/>
+          <w:lang w:val="en-GB"/>
+        </w:rPr>
+        <w:t>:</w:t>
+      </w:r>
+    </w:p>
+    <w:p>
+      <w:pPr>
+        <w:rPr>
+          <w:rFonts w:asciiTheme="majorHAnsi" w:hAnsiTheme="majorHAnsi" w:cstheme="majorHAnsi"/>
+          <w:sz w:val="24"/>
+          <w:szCs w:val="24"/>
+          <w:lang w:val="en-GB"/>
+        </w:rPr>
+      </w:pPr>
+      <w:commentRangeStart w:id="5"/>
+      <w:r>
+        <w:rPr>
+          <w:rFonts w:asciiTheme="majorHAnsi" w:hAnsiTheme="majorHAnsi" w:cstheme="majorHAnsi"/>
+          <w:sz w:val="24"/>
+          <w:szCs w:val="24"/>
+          <w:lang w:val="en-GB"/>
+        </w:rPr>
+        <w:t xml:space="preserve">Give a 5 min presentation of your poster in a data blitz session? </w:t>
+      </w:r>
+      <w:r>
+        <w:rPr>
+          <w:rFonts w:asciiTheme="majorHAnsi" w:hAnsiTheme="majorHAnsi" w:cstheme="majorHAnsi"/>
+          <w:sz w:val="24"/>
+          <w:szCs w:val="24"/>
+          <w:lang w:val="en-GB"/>
+        </w:rPr>
+        <w:tab/>
+        <w:t>Yes/No</w:t>
+      </w:r>
+    </w:p>
+    <w:p>
+      <w:pPr>
+        <w:rPr>
+          <w:rFonts w:asciiTheme="majorHAnsi" w:hAnsiTheme="majorHAnsi" w:cstheme="majorHAnsi"/>
+          <w:sz w:val="24"/>
+          <w:szCs w:val="24"/>
+          <w:lang w:val="en-GB"/>
+        </w:rPr>
+      </w:pPr>
+      <w:r>
+        <w:rPr>
+          <w:rFonts w:asciiTheme="majorHAnsi" w:hAnsiTheme="majorHAnsi" w:cstheme="majorHAnsi"/>
+          <w:sz w:val="24"/>
+          <w:szCs w:val="24"/>
+          <w:lang w:val="en-GB"/>
+        </w:rPr>
+        <w:t xml:space="preserve">Give a </w:t>
+      </w:r>
+      <w:r>
+        <w:rPr>
+          <w:rFonts w:asciiTheme="majorHAnsi" w:hAnsiTheme="majorHAnsi" w:cstheme="majorHAnsi"/>
+          <w:sz w:val="24"/>
+          <w:szCs w:val="24"/>
+          <w:lang w:val="en-GB"/>
+        </w:rPr>
+        <w:t>10</w:t>
+      </w:r>
+      <w:r>
+        <w:rPr>
+          <w:rFonts w:asciiTheme="majorHAnsi" w:hAnsiTheme="majorHAnsi" w:cstheme="majorHAnsi"/>
+          <w:sz w:val="24"/>
+          <w:szCs w:val="24"/>
+          <w:lang w:val="en-GB"/>
+        </w:rPr>
+        <w:t xml:space="preserve"> min </w:t>
+      </w:r>
+      <w:r>
+        <w:rPr>
+          <w:rFonts w:asciiTheme="majorHAnsi" w:hAnsiTheme="majorHAnsi" w:cstheme="majorHAnsi"/>
+          <w:sz w:val="24"/>
+          <w:szCs w:val="24"/>
+          <w:lang w:val="en-GB"/>
+        </w:rPr>
+        <w:t xml:space="preserve">oral </w:t>
+      </w:r>
+      <w:r>
+        <w:rPr>
+          <w:rFonts w:asciiTheme="majorHAnsi" w:hAnsiTheme="majorHAnsi" w:cstheme="majorHAnsi"/>
+          <w:sz w:val="24"/>
+          <w:szCs w:val="24"/>
+          <w:lang w:val="en-GB"/>
+        </w:rPr>
+        <w:t xml:space="preserve">presentation of your poster? </w:t>
+      </w:r>
+      <w:r>
+        <w:rPr>
+          <w:rFonts w:asciiTheme="majorHAnsi" w:hAnsiTheme="majorHAnsi" w:cstheme="majorHAnsi"/>
+          <w:sz w:val="24"/>
+          <w:szCs w:val="24"/>
+          <w:lang w:val="en-GB"/>
+        </w:rPr>
+        <w:tab/>
+        <w:t>Yes/No</w:t>
+      </w:r>
+      <w:commentRangeEnd w:id="5"/>
+      <w:r>
+        <w:rPr>
+          <w:rStyle w:val="CommentReference"/>
+          <w:rFonts w:asciiTheme="majorHAnsi" w:hAnsiTheme="majorHAnsi" w:cstheme="majorHAnsi"/>
+          <w:sz w:val="24"/>
+          <w:szCs w:val="24"/>
+          <w:lang w:val="en-GB"/>
+        </w:rPr>
+        <w:commentReference w:id="5"/>
+      </w:r>
+    </w:p>
     <w:sectPr>
       <w:headerReference w:type="default" r:id="rId13"/>
       <w:footerReference w:type="default" r:id="rId14"/>
@@ -614,6 +753,23 @@
       </w:r>
     </w:p>
   </w:comment>
+  <w:comment w:id="5" w:author="Yannis Paloyelis" w:date="2026-10-02T13:12:00Z" w:initials="YP">
+    <w:p>
+      <w:r>
+        <w:rPr>
+          <w:rStyle w:val="CommentReference"/>
+        </w:rPr>
+        <w:annotationRef/>
+      </w:r>
+      <w:r>
+        <w:rPr>
+          <w:sz w:val="20"/>
+          <w:szCs w:val="20"/>
+        </w:rPr>
+        <w:t>Delete as appropriate</w:t>
+      </w:r>
+    </w:p>
+  </w:comment>
 </w:comments>
 </file>
 
@@ -624,6 +780,7 @@
   <w15:commentEx w15:paraId="43559021" w15:done="0"/>
   <w15:commentEx w15:paraId="04A37197" w15:done="0"/>
   <w15:commentEx w15:paraId="14B756B8" w15:done="0"/>
+  <w15:commentEx w15:paraId="2A5DC25C" w15:done="0"/>
 </w15:commentsEx>
 </file>
 
@@ -634,6 +791,7 @@
   <w16cex:commentExtensible w16cex:durableId="6590B3BE" w16cex:dateUtc="2026-09-25T23:03:00Z"/>
   <w16cex:commentExtensible w16cex:durableId="4BEF181E" w16cex:dateUtc="2026-09-25T22:48:00Z"/>
   <w16cex:commentExtensible w16cex:durableId="42770C69" w16cex:dateUtc="2026-09-25T22:58:00Z"/>
+  <w16cex:commentExtensible w16cex:durableId="1CBBB263" w16cex:dateUtc="2026-10-02T12:12:00Z"/>
 </w16cex:commentsExtensible>
 </file>
 
@@ -644,6 +802,7 @@
   <w16cid:commentId w16cid:paraId="43559021" w16cid:durableId="6590B3BE"/>
   <w16cid:commentId w16cid:paraId="04A37197" w16cid:durableId="4BEF181E"/>
   <w16cid:commentId w16cid:paraId="14B756B8" w16cid:durableId="42770C69"/>
+  <w16cid:commentId w16cid:paraId="2A5DC25C" w16cid:durableId="1CBBB263"/>
 </w16cid:commentsIds>
 </file>
 
@@ -2229,6 +2388,7 @@
   <w:style w:type="character" w:default="1" w:styleId="DefaultParagraphFont">
     <w:name w:val="Default Paragraph Font"/>
     <w:uiPriority w:val="1"/>
+    <w:semiHidden/>
     <w:unhideWhenUsed/>
   </w:style>
   <w:style w:type="table" w:default="1" w:styleId="TableNormal">
